--- a/mlos_math_methods.docx
+++ b/mlos_math_methods.docx
@@ -20,7 +20,7 @@
           <w:i/>
           <w:iCs/>
         </w:rPr>
-        <w:t xml:space="preserve">Note: This Markdown file is the documentation of record for mLOS math methods, version 20260823_001. Read it in any markdown reader that renders LaTeX math, Obsidian among them. The companion</w:t>
+        <w:t xml:space="preserve">Note: This Markdown file is the documentation of record for mLOS math methods, version 20260827_003. Read it in any markdown reader that renders LaTeX math, Obsidian among them. The companion</w:t>
       </w:r>
       <w:r>
         <w:rPr>
@@ -90,7 +90,7 @@
           <w:i/>
           <w:iCs/>
         </w:rPr>
-        <w:t xml:space="preserve">at commit 9cd7d0b (2026-08-23). Where that is not the newest commit touching the file, this Word copy is behind it.</w:t>
+        <w:t xml:space="preserve">at commit 61faf56 (2026-08-27). Where that is not the newest commit touching the file, this Word copy is behind it.</w:t>
       </w:r>
     </w:p>
     <w:p>
@@ -17599,13 +17599,89 @@
     </w:p>
     <w:bookmarkEnd w:id="35"/>
     <w:bookmarkEnd w:id="36"/>
-    <w:bookmarkStart w:id="46" w:name="cox-proportional-hazards-regression"/>
+    <w:bookmarkStart w:id="46" w:name="regressions-on-the-three-factors"/>
     <w:p>
       <w:pPr>
         <w:pStyle w:val="Heading1"/>
       </w:pPr>
       <w:r>
-        <w:t xml:space="preserve">6. Cox Proportional-Hazards Regression</w:t>
+        <w:t xml:space="preserve">6. Regressions on the Three Factors</w:t>
+      </w:r>
+    </w:p>
+    <w:p>
+      <w:pPr>
+        <w:pStyle w:val="FirstParagraph"/>
+      </w:pPr>
+      <w:r>
+        <w:t xml:space="preserve">Two regression families are fitted on the same counting-process rows and the</w:t>
+      </w:r>
+      <w:r>
+        <w:t xml:space="preserve"> </w:t>
+      </w:r>
+      <w:r>
+        <w:t xml:space="preserve">same three factors: Cox, which leaves the baseline hazard unspecified, and an</w:t>
+      </w:r>
+      <w:r>
+        <w:t xml:space="preserve"> </w:t>
+      </w:r>
+      <w:r>
+        <w:t xml:space="preserve">optional Weibull, which gives it a parametric form and so reports a</w:t>
+      </w:r>
+      <w:r>
+        <w:t xml:space="preserve"> </w:t>
+      </w:r>
+      <w:r>
+        <w:t xml:space="preserve">length-of-stay ratio directly. In their pooled form both hand every covariate</w:t>
+      </w:r>
+      <w:r>
+        <w:t xml:space="preserve"> </w:t>
+      </w:r>
+      <w:r>
+        <w:t xml:space="preserve">pattern a single baseline shape.</w:t>
+      </w:r>
+    </w:p>
+    <w:p>
+      <w:pPr>
+        <w:pStyle w:val="BodyText"/>
+      </w:pPr>
+      <w:r>
+        <w:t xml:space="preserve">The order below is Cox first (§6.1 to §6.5), then the Weibull and its shape</w:t>
+      </w:r>
+      <w:r>
+        <w:t xml:space="preserve"> </w:t>
+      </w:r>
+      <w:r>
+        <w:t xml:space="preserve">variants (§6.6 and §6.7), then the stratified Cox (§6.8). The last two allow the</w:t>
+      </w:r>
+      <w:r>
+        <w:t xml:space="preserve"> </w:t>
+      </w:r>
+      <w:r>
+        <w:t xml:space="preserve">covariate pattern to affect the shape of the LOS distribution or the hazard</w:t>
+      </w:r>
+      <w:r>
+        <w:t xml:space="preserve"> </w:t>
+      </w:r>
+      <w:r>
+        <w:t xml:space="preserve">function. §6.7 relaxes the LOS distribution parametrically, by freeing the</w:t>
+      </w:r>
+      <w:r>
+        <w:t xml:space="preserve"> </w:t>
+      </w:r>
+      <w:r>
+        <w:t xml:space="preserve">Weibull shape. §6.8 relaxes the hazard function nonparametrically, by giving</w:t>
+      </w:r>
+      <w:r>
+        <w:t xml:space="preserve"> </w:t>
+      </w:r>
+      <w:r>
+        <w:t xml:space="preserve">each combination of the other factors its own baseline. §6.8 closes by comparing</w:t>
+      </w:r>
+      <w:r>
+        <w:t xml:space="preserve"> </w:t>
+      </w:r>
+      <w:r>
+        <w:t xml:space="preserve">what the two approaches to relaxation say on the same data.</w:t>
       </w:r>
     </w:p>
     <w:bookmarkStart w:id="37" w:name="model-and-predictors"/>
@@ -19297,7 +19373,7 @@
         <w:t xml:space="preserve"> </w:t>
       </w:r>
       <w:r>
-        <w:t xml:space="preserve">This time-scale reading is available precisely because the Cox model pools all outcome types (§6.1). The outcome-specific curves of §7 have shapes that are harder to characterize and certainly differ by outcome type, driven by mechanistic constraints early in the stay, such as a hold period during which return-to-owner outcomes concentrate while adoption of stray intakes cannot yet occur. Those distortions largely offset in the pooled curve, which is why the all-cause curve is the smoother, better-behaved object. Fitting Cox models per outcome type (censoring competing outcomes) would compound this with the deeper problem that such fits address a hypothetical world where the competing outcomes do not occur. Regression on the outcome-specific cumulative incidences themselves (Fine–Gray/Gray) is not currently included in mLOS but may be added in a future version.</w:t>
+        <w:t xml:space="preserve">This time-scale reading is available precisely because the Cox model pools all outcome types (§6.1). The outcome-specific curves of §7 have shapes that are harder to characterize and certainly differ by outcome type, driven by mechanistic constraints early in the stay, such as a hold period during which return-to-owner outcomes concentrate while adoption of stray intakes cannot yet occur. Those distortions largely offset in the all-cause curve, which is why it is the smoother, better-behaved object. Fitting Cox models per outcome type (censoring competing outcomes) would compound this with the deeper problem that such fits address a hypothetical world where the competing outcomes do not occur. Regression on the outcome-specific cumulative incidences themselves (Fine–Gray/Gray) is not currently included in mLOS but may be added in a future version.</w:t>
       </w:r>
     </w:p>
     <w:bookmarkEnd w:id="41"/>
@@ -20425,13 +20501,13 @@
           <w:i/>
           <w:iCs/>
         </w:rPr>
-        <w:t xml:space="preserve">pooled</w:t>
-      </w:r>
-      <w:r>
-        <w:t xml:space="preserve"> </w:t>
-      </w:r>
-      <w:r>
-        <w:t xml:space="preserve">discharge process, and the pair of shapes is a diagnostic for unobserved-mixture effects: with heterogeneous groups, the pooled hazard falls with tenure as the fast-leaving group drains out of the risk set, even when every group’s own hazard is constant. A pooled</w:t>
+        <w:t xml:space="preserve">marginal</w:t>
+      </w:r>
+      <w:r>
+        <w:t xml:space="preserve"> </w:t>
+      </w:r>
+      <w:r>
+        <w:t xml:space="preserve">discharge process, and the pair of shapes is a diagnostic for unobserved-mixture effects: with heterogeneous groups, the marginal hazard falls with tenure as the fast-leaving group drains out of the risk set, even when every group’s own hazard is constant. A crude</w:t>
       </w:r>
       <w:r>
         <w:t xml:space="preserve"> </w:t>
@@ -20650,7 +20726,7 @@
         <w:t xml:space="preserve"> </w:t>
       </w:r>
       <w:r>
-        <w:t xml:space="preserve">of intake types and animal groups across periods — a composition effect of exactly the kind the crude-companion comparison of §6.6 exposes for the pooled curve. Cox (§6.1) and the general Weibull of §6.6 both adjust for this, holding intake type and animal group fixed as covariates alongside period, so their period coefficient describes period’s own effect. But both still force</w:t>
+        <w:t xml:space="preserve">of intake types and animal groups across periods — a composition effect of exactly the kind the crude-companion comparison of §6.6 exposes for the marginal curve. Cox (§6.1) and the pooled Weibull of §6.6 both adjust for this, holding intake type and animal group fixed as covariates alongside period, so their period coefficient describes period’s own effect. But both still force</w:t>
       </w:r>
       <w:r>
         <w:t xml:space="preserve"> </w:t>
@@ -20676,7 +20752,7 @@
         <w:t xml:space="preserve">shared</w:t>
       </w:r>
       <w:r>
-        <w:t xml:space="preserve">, so proportional hazards ties every intake type and animal group to the same baseline shape. The general Weibull’s baseline is parametric but likewise a single</w:t>
+        <w:t xml:space="preserve">, so proportional hazards ties every intake type and animal group to the same baseline shape. The pooled Weibull’s baseline is parametric but likewise a single</w:t>
       </w:r>
       <w:r>
         <w:t xml:space="preserve"> </w:t>
@@ -20788,7 +20864,7 @@
         </m:r>
       </m:oMath>
       <w:r>
-        <w:t xml:space="preserve">’s LOS ratio is read under the same adjustment as the general Weibull and is directly comparable to it cell for cell. What changes is that the</w:t>
+        <w:t xml:space="preserve">’s LOS ratio is read under the same adjustment as the pooled Weibull and is directly comparable to it cell for cell. What changes is that the</w:t>
       </w:r>
       <w:r>
         <w:t xml:space="preserve"> </w:t>
@@ -21327,7 +21403,7 @@
         <w:t xml:space="preserve"> </w:t>
       </w:r>
       <w:r>
-        <w:t xml:space="preserve">A shape ratio near 1 (CI spanning it) says that predictor’s levels share one discharge-hazard shape, so the single-shape assumption behind the general Weibull (and, via §6.5, the Cox proportional-hazards assumption) is not contradicted for that predictor here. A shape ratio far from 1 says the levels’ hazards evolve differently over the stay, a distinction the pooled models cannot see and do not report, since they fit one</w:t>
+        <w:t xml:space="preserve">A shape ratio near 1 (CI spanning it) says that predictor’s levels share one discharge-hazard shape, so the single-shape assumption behind the pooled Weibull (and, via §6.5, the Cox proportional-hazards assumption) is not contradicted for that predictor here. A shape ratio far from 1 says the levels’ hazards evolve differently over the stay, a distinction the pooled models cannot see and do not report, since they fit one</w:t>
       </w:r>
       <w:r>
         <w:t xml:space="preserve"> </w:t>

--- a/mlos_math_methods.docx
+++ b/mlos_math_methods.docx
@@ -20,7 +20,7 @@
           <w:i/>
           <w:iCs/>
         </w:rPr>
-        <w:t xml:space="preserve">Note: This Markdown file is the documentation of record for mLOS math methods, version 20260827_003. Read it in any markdown reader that renders LaTeX math, Obsidian among them. The companion</w:t>
+        <w:t xml:space="preserve">Note: This Markdown file is the documentation of record for mLOS math methods, version 20260906_002. Read it in any markdown reader that renders LaTeX math, Obsidian among them. The companion</w:t>
       </w:r>
       <w:r>
         <w:rPr>
@@ -90,7 +90,7 @@
           <w:i/>
           <w:iCs/>
         </w:rPr>
-        <w:t xml:space="preserve">at commit 61faf56 (2026-08-27). Where that is not the newest commit touching the file, this Word copy is behind it.</w:t>
+        <w:t xml:space="preserve">at commit c8f1a5e (2026-09-06). Where that is not the newest commit touching the file, this Word copy is behind it.</w:t>
       </w:r>
     </w:p>
     <w:p>
@@ -1088,6 +1088,52 @@
       </w:r>
       <w:r>
         <w:t xml:space="preserve">), so a composite name never embeds an unnoticed missing piece.</w:t>
+      </w:r>
+      <w:r>
+        <w:t xml:space="preserve"> </w:t>
+      </w:r>
+      <w:r>
+        <w:rPr>
+          <w:b/>
+          <w:bCs/>
+        </w:rPr>
+        <w:t xml:space="preserve">Level order.</w:t>
+      </w:r>
+      <w:r>
+        <w:t xml:space="preserve"> </w:t>
+      </w:r>
+      <w:r>
+        <w:t xml:space="preserve">The levels of</w:t>
+      </w:r>
+      <w:r>
+        <w:t xml:space="preserve"> </w:t>
+      </w:r>
+      <w:r>
+        <w:rPr>
+          <w:rStyle w:val="VerbatimChar"/>
+        </w:rPr>
+        <w:t xml:space="preserve">intake_type</w:t>
+      </w:r>
+      <w:r>
+        <w:t xml:space="preserve"> </w:t>
+      </w:r>
+      <w:r>
+        <w:t xml:space="preserve">and</w:t>
+      </w:r>
+      <w:r>
+        <w:t xml:space="preserve"> </w:t>
+      </w:r>
+      <w:r>
+        <w:rPr>
+          <w:rStyle w:val="VerbatimChar"/>
+        </w:rPr>
+        <w:t xml:space="preserve">animal_group</w:t>
+      </w:r>
+      <w:r>
+        <w:t xml:space="preserve"> </w:t>
+      </w:r>
+      <w:r>
+        <w:t xml:space="preserve">are ordered by character code, a fixed order that does not vary with the machine’s locale, and every stratified output, model parametrization, and worksheet column reads its order from it.</w:t>
       </w:r>
     </w:p>
     <w:p>
@@ -8964,7 +9010,7 @@
         <w:t xml:space="preserve"> </w:t>
       </w:r>
       <w:r>
-        <w:t xml:space="preserve">— a cumulative-load metric, not a headcount. On each night an animal is in care, it contributes its accumulated days-in-care so far (counted from intake). The metric is the period’s nightly totals averaged over its</w:t>
+        <w:t xml:space="preserve">— a cumulative-load metric, not a headcount. On each night an animal is in care, it contributes its days in care as of that night, on the inclusive count of §2.7, which is also the number of nights it has been held since intake, including that night. Equivalently, this is the elapsed count on the next morning. The metric is the period’s nightly totals averaged over its</w:t>
       </w:r>
       <w:r>
         <w:t xml:space="preserve"> </w:t>
@@ -9436,7 +9482,7 @@
           <w:b/>
           <w:bCs/>
         </w:rPr>
-        <w:t xml:space="preserve">mean days-in-care per animal present</w:t>
+        <w:t xml:space="preserve">mean days already in care per animal present</w:t>
       </w:r>
       <w:r>
         <w:t xml:space="preserve">: how long the current population has been in care, on average.</w:t>
@@ -15420,13 +15466,13 @@
           <w:b/>
           <w:bCs/>
         </w:rPr>
-        <w:t xml:space="preserve">tenure so far</w:t>
-      </w:r>
-      <w:r>
-        <w:t xml:space="preserve"> </w:t>
-      </w:r>
-      <w:r>
-        <w:t xml:space="preserve">(elapsed time) of the steady-state in-care population. A different, forward-looking reading — the distribution of the</w:t>
+        <w:t xml:space="preserve">elapsed tenure</w:t>
+      </w:r>
+      <w:r>
+        <w:t xml:space="preserve"> </w:t>
+      </w:r>
+      <w:r>
+        <w:t xml:space="preserve">of the steady-state in-care population. A different, forward-looking reading — the distribution of the</w:t>
       </w:r>
       <w:r>
         <w:t xml:space="preserve"> </w:t>
@@ -18180,7 +18226,7 @@
         <w:t xml:space="preserve"> </w:t>
       </w:r>
       <w:r>
-        <w:t xml:space="preserve">Event times are whole days (§2.6), so ties are massive: every day on which more than one animal has an outcome is a tie. The fit uses the</w:t>
+        <w:t xml:space="preserve">Event times are whole days (§2.6), so ties are massive: every day on which more than one animal has an outcome is a tie. The fit names the</w:t>
       </w:r>
       <w:r>
         <w:t xml:space="preserve"> </w:t>
@@ -18196,22 +18242,16 @@
         <w:t xml:space="preserve"> </w:t>
       </w:r>
       <w:r>
-        <w:t xml:space="preserve">to the tied partial likelihood (the</w:t>
-      </w:r>
-      <w:r>
-        <w:t xml:space="preserve"> </w:t>
+        <w:t xml:space="preserve">to the tied partial likelihood in the call (</w:t>
       </w:r>
       <w:r>
         <w:rPr>
           <w:rStyle w:val="VerbatimChar"/>
         </w:rPr>
-        <w:t xml:space="preserve">survival::coxph</w:t>
-      </w:r>
-      <w:r>
-        <w:t xml:space="preserve"> </w:t>
-      </w:r>
-      <w:r>
-        <w:t xml:space="preserve">default). The choice determines what the reported hazard ratio estimates. Picture each day as containing an outcome window within which discharges occur at a constant rate. A covariate that multiplies that within-day rate by</w:t>
+        <w:t xml:space="preserve">ties = "efron"</w:t>
+      </w:r>
+      <w:r>
+        <w:t xml:space="preserve">). The choice determines what the reported hazard ratio estimates. Picture each day as containing an outcome window within which discharges occur at a constant rate. A covariate that multiplies that within-day rate by</w:t>
       </w:r>
       <w:r>
         <w:t xml:space="preserve"> </w:t>
@@ -18324,7 +18364,7 @@
         </m:r>
       </m:oMath>
       <w:r>
-        <w:t xml:space="preserve">. It does not target the ratio of daily probabilities, nor the daily odds ratio, which is what the exact discrete likelihood (</w:t>
+        <w:t xml:space="preserve">, to within a quarter of a percent while the daily probability stays under about 0.12. It does not target the ratio of daily probabilities, which is what the Breslow approximation returns, nor the daily odds ratio, which is what the exact discrete likelihood (</w:t>
       </w:r>
       <w:r>
         <w:rPr>
@@ -18333,7 +18373,7 @@
         <w:t xml:space="preserve">ties = "exact"</w:t>
       </w:r>
       <w:r>
-        <w:t xml:space="preserve">, a conditional-logistic model) would estimate. When daily probabilities are small, all three nearly coincide. This behavior is verified against a simulation fixture</w:t>
+        <w:t xml:space="preserve">, a conditional-logistic model) would estimate. When daily probabilities are small, all three nearly coincide, and shelter data sits in that range: the divergence reaches a few percent only past a daily probability of about 0.3. Two fixtures verify this.</w:t>
       </w:r>
       <w:r>
         <w:t xml:space="preserve"> </w:t>
@@ -18345,7 +18385,39 @@
         <w:t xml:space="preserve">tests/cases/sim_geometric_period_effect</w:t>
       </w:r>
       <w:r>
-        <w:t xml:space="preserve">, whose within-day outcome rate doubles at a period boundary and whose fitted period HRs are checked against 2.</w:t>
+        <w:t xml:space="preserve"> </w:t>
+      </w:r>
+      <w:r>
+        <w:t xml:space="preserve">doubles the within-day rate at a period boundary at shelter-scale probabilities and checks both later periods against 2.</w:t>
+      </w:r>
+      <w:r>
+        <w:t xml:space="preserve"> </w:t>
+      </w:r>
+      <w:r>
+        <w:rPr>
+          <w:rStyle w:val="VerbatimChar"/>
+        </w:rPr>
+        <w:t xml:space="preserve">tests/cases/massive_daily_ties</w:t>
+      </w:r>
+      <w:r>
+        <w:t xml:space="preserve"> </w:t>
+      </w:r>
+      <w:r>
+        <w:t xml:space="preserve">sets the two daily probabilities to 0.5 and 0.75, where the three estimands stand at 2, 1.5, and 3: the fit returns 1.889 under Efron against 1.500 under Breslow, and the Efron value is pinned, since Efron is 5% short of</w:t>
+      </w:r>
+      <w:r>
+        <w:t xml:space="preserve"> </w:t>
+      </w:r>
+      <m:oMath>
+        <m:r>
+          <m:t>c</m:t>
+        </m:r>
+      </m:oMath>
+      <w:r>
+        <w:t xml:space="preserve"> </w:t>
+      </w:r>
+      <w:r>
+        <w:t xml:space="preserve">that far out. That case also pins the stratified variant, whose Efron value differs from the pooled one in the third decimal because the correction reads the number of tied events, while Breslow, whose partial likelihood a duplicated dataset merely squares, returns the two alike.</w:t>
       </w:r>
     </w:p>
     <w:p>
@@ -25310,6 +25382,227 @@
       </w:r>
       <w:r>
         <w:t xml:space="preserve">(the probability of having departed by that day) and the space above it the probability of still being in care (the KM survival function). As a stack it carries neither confidence ribbons nor a companion CSV of its own (§8.2).</w:t>
+      </w:r>
+    </w:p>
+    <w:p>
+      <w:pPr>
+        <w:pStyle w:val="BodyText"/>
+      </w:pPr>
+      <w:r>
+        <w:t xml:space="preserve">Where the</w:t>
+      </w:r>
+      <w:r>
+        <w:t xml:space="preserve"> </w:t>
+      </w:r>
+      <w:r>
+        <w:rPr>
+          <w:rStyle w:val="VerbatimChar"/>
+        </w:rPr>
+        <w:t xml:space="preserve">probability_mass_width</w:t>
+      </w:r>
+      <w:r>
+        <w:t xml:space="preserve"> </w:t>
+      </w:r>
+      <w:r>
+        <w:t xml:space="preserve">setting asks for them, two further figures bin the same</w:t>
+      </w:r>
+      <w:r>
+        <w:t xml:space="preserve"> </w:t>
+      </w:r>
+      <m:oMath>
+        <m:sSub>
+          <m:e>
+            <m:acc>
+              <m:accPr>
+                <m:chr m:val="̂"/>
+              </m:accPr>
+              <m:e>
+                <m:r>
+                  <m:t>F</m:t>
+                </m:r>
+              </m:e>
+            </m:acc>
+          </m:e>
+          <m:sub>
+            <m:r>
+              <m:t>k</m:t>
+            </m:r>
+          </m:sub>
+        </m:sSub>
+      </m:oMath>
+      <w:r>
+        <w:t xml:space="preserve"> </w:t>
+      </w:r>
+      <w:r>
+        <w:t xml:space="preserve">instead of plotting it: the mass in an interval</w:t>
+      </w:r>
+      <w:r>
+        <w:t xml:space="preserve"> </w:t>
+      </w:r>
+      <m:oMath>
+        <m:r>
+          <m:rPr>
+            <m:sty m:val="p"/>
+          </m:rPr>
+          <m:t>(</m:t>
+        </m:r>
+        <m:r>
+          <m:t>a</m:t>
+        </m:r>
+        <m:r>
+          <m:rPr>
+            <m:sty m:val="p"/>
+          </m:rPr>
+          <m:t>,</m:t>
+        </m:r>
+        <m:r>
+          <m:t>b</m:t>
+        </m:r>
+        <m:r>
+          <m:rPr>
+            <m:sty m:val="p"/>
+          </m:rPr>
+          <m:t>]</m:t>
+        </m:r>
+      </m:oMath>
+      <w:r>
+        <w:t xml:space="preserve"> </w:t>
+      </w:r>
+      <w:r>
+        <w:t xml:space="preserve">is</w:t>
+      </w:r>
+      <w:r>
+        <w:t xml:space="preserve"> </w:t>
+      </w:r>
+      <m:oMath>
+        <m:sSub>
+          <m:e>
+            <m:acc>
+              <m:accPr>
+                <m:chr m:val="̂"/>
+              </m:accPr>
+              <m:e>
+                <m:r>
+                  <m:t>F</m:t>
+                </m:r>
+              </m:e>
+            </m:acc>
+          </m:e>
+          <m:sub>
+            <m:r>
+              <m:t>k</m:t>
+            </m:r>
+          </m:sub>
+        </m:sSub>
+        <m:r>
+          <m:rPr>
+            <m:sty m:val="p"/>
+          </m:rPr>
+          <m:t>(</m:t>
+        </m:r>
+        <m:r>
+          <m:t>b</m:t>
+        </m:r>
+        <m:r>
+          <m:rPr>
+            <m:sty m:val="p"/>
+          </m:rPr>
+          <m:t>)</m:t>
+        </m:r>
+        <m:r>
+          <m:rPr>
+            <m:sty m:val="p"/>
+          </m:rPr>
+          <m:t>−</m:t>
+        </m:r>
+        <m:sSub>
+          <m:e>
+            <m:acc>
+              <m:accPr>
+                <m:chr m:val="̂"/>
+              </m:accPr>
+              <m:e>
+                <m:r>
+                  <m:t>F</m:t>
+                </m:r>
+              </m:e>
+            </m:acc>
+          </m:e>
+          <m:sub>
+            <m:r>
+              <m:t>k</m:t>
+            </m:r>
+          </m:sub>
+        </m:sSub>
+        <m:r>
+          <m:rPr>
+            <m:sty m:val="p"/>
+          </m:rPr>
+          <m:t>(</m:t>
+        </m:r>
+        <m:r>
+          <m:t>a</m:t>
+        </m:r>
+        <m:r>
+          <m:rPr>
+            <m:sty m:val="p"/>
+          </m:rPr>
+          <m:t>)</m:t>
+        </m:r>
+      </m:oMath>
+      <w:r>
+        <w:t xml:space="preserve">, read at the interval ends from the grid above, and the bar left over is</w:t>
+      </w:r>
+      <w:r>
+        <w:t xml:space="preserve"> </w:t>
+      </w:r>
+      <m:oMath>
+        <m:r>
+          <m:t>1</m:t>
+        </m:r>
+        <m:r>
+          <m:rPr>
+            <m:sty m:val="p"/>
+          </m:rPr>
+          <m:t>−</m:t>
+        </m:r>
+        <m:r>
+          <m:rPr>
+            <m:sty m:val="p"/>
+          </m:rPr>
+          <m:t>C</m:t>
+        </m:r>
+        <m:r>
+          <m:rPr>
+            <m:sty m:val="p"/>
+          </m:rPr>
+          <m:t>I</m:t>
+        </m:r>
+        <m:sSub>
+          <m:e>
+            <m:r>
+              <m:rPr>
+                <m:sty m:val="p"/>
+              </m:rPr>
+              <m:t>F</m:t>
+            </m:r>
+          </m:e>
+          <m:sub>
+            <m:r>
+              <m:rPr>
+                <m:nor/>
+                <m:sty m:val="p"/>
+              </m:rPr>
+              <m:t>Any</m:t>
+            </m:r>
+          </m:sub>
+        </m:sSub>
+      </m:oMath>
+      <w:r>
+        <w:t xml:space="preserve"> </w:t>
+      </w:r>
+      <w:r>
+        <w:t xml:space="preserve">at the cap. No estimator, risk set, or interval construction enters that a curve in this section does not already use, and no confidence bounds are offered for a difference of two bounded quantities. The curves stay the reading these summarize.</w:t>
       </w:r>
     </w:p>
     <w:bookmarkEnd w:id="49"/>
@@ -30248,7 +30541,7 @@
         <w:pStyle w:val="BodyText"/>
       </w:pPr>
       <w:r>
-        <w:t xml:space="preserve">Each stratifier present with two or more observed levels gets its own sheet. There is one column per level in the canonical level order (chronological for periods, alphabetical for the others, both fixed at data reading) shared by the models, the plots, and the Cox table rows. Period is treated no differently from the rest: a single-period run has nothing to compare, so</w:t>
+        <w:t xml:space="preserve">Each stratifier present with two or more observed levels gets its own sheet. There is one column per level in the canonical level order (chronological for periods, byte order for the others, both fixed at data reading; collation is pinned to the C locale, so the order is the same on every machine) shared by the models, the plots, and the Cox table rows. Period is treated no differently from the rest: a single-period run has nothing to compare, so</w:t>
       </w:r>
       <w:r>
         <w:t xml:space="preserve"> </w:t>
@@ -32510,7 +32803,7 @@
         <w:t xml:space="preserve">expected_census</w:t>
       </w:r>
       <w:r>
-        <w:t xml:space="preserve">, so the observed and KM-inferred figures are compared on one convention, and the ratio therefore sits slightly below §4’s exact mean days-in-care per animal present. A per-resident figure is NA where its census denominator is zero or not computable.</w:t>
+        <w:t xml:space="preserve">, so the observed and KM-inferred figures are compared on one convention, and the ratio therefore sits slightly below §4’s exact mean days already in care per animal present. A per-resident figure is NA where its census denominator is zero or not computable.</w:t>
       </w:r>
     </w:p>
     <w:p>
@@ -32686,6 +32979,101 @@
       </w:r>
       <w:r>
         <w:t xml:space="preserve">’s whole sample they are 74.9 days and 53.7 days. Because they are read off the same capped profile, all three carry the cap sensitivity of the quantiles above them.</w:t>
+      </w:r>
+    </w:p>
+    <w:p>
+      <w:pPr>
+        <w:pStyle w:val="BodyText"/>
+      </w:pPr>
+      <w:r>
+        <w:t xml:space="preserve">The conditional outcome mix is read at the same three tenures and truncated to</w:t>
+      </w:r>
+      <w:r>
+        <w:t xml:space="preserve"> </w:t>
+      </w:r>
+      <w:r>
+        <w:t xml:space="preserve">the same day step, as</w:t>
+      </w:r>
+      <w:r>
+        <w:t xml:space="preserve"> </w:t>
+      </w:r>
+      <w:r>
+        <w:rPr>
+          <w:rStyle w:val="VerbatimChar"/>
+        </w:rPr>
+        <w:t xml:space="preserve">aj_condrem_L_at_median_tenure</w:t>
+      </w:r>
+      <w:r>
+        <w:t xml:space="preserve"> </w:t>
+      </w:r>
+      <w:r>
+        <w:t xml:space="preserve">and its eight siblings</w:t>
+      </w:r>
+      <w:r>
+        <w:t xml:space="preserve"> </w:t>
+      </w:r>
+      <w:r>
+        <w:t xml:space="preserve">across the three outcome types and the three statistics. Each is the</w:t>
+      </w:r>
+      <w:r>
+        <w:t xml:space="preserve"> </w:t>
+      </w:r>
+      <w:r>
+        <w:t xml:space="preserve">conditional remaining-outcome probability of</w:t>
+      </w:r>
+      <w:r>
+        <w:t xml:space="preserve"> </w:t>
+      </w:r>
+      <w:r>
+        <w:t xml:space="preserve">0a75.9 evaluated there, and</w:t>
+      </w:r>
+      <w:r>
+        <w:t xml:space="preserve"> </w:t>
+      </w:r>
+      <w:r>
+        <w:t xml:space="preserve">answers the companion question to the readings above: given that an animal has</w:t>
+      </w:r>
+      <w:r>
+        <w:t xml:space="preserve"> </w:t>
+      </w:r>
+      <w:r>
+        <w:t xml:space="preserve">been in care as long as this statistic says, which way is it going to leave.</w:t>
+      </w:r>
+      <w:r>
+        <w:t xml:space="preserve"> </w:t>
+      </w:r>
+      <w:r>
+        <w:t xml:space="preserve">Because they are conditional on having reached that tenure, they are not the</w:t>
+      </w:r>
+      <w:r>
+        <w:t xml:space="preserve"> </w:t>
+      </w:r>
+      <w:r>
+        <w:t xml:space="preserve">cumulative incidences of</w:t>
+      </w:r>
+      <w:r>
+        <w:t xml:space="preserve"> </w:t>
+      </w:r>
+      <w:r>
+        <w:t xml:space="preserve">0a76.2, which are over all stays from intake. The</w:t>
+      </w:r>
+      <w:r>
+        <w:t xml:space="preserve"> </w:t>
+      </w:r>
+      <w:r>
+        <w:t xml:space="preserve">three outcome values at one tenure sum to less than 1, the shortfall being</w:t>
+      </w:r>
+      <w:r>
+        <w:t xml:space="preserve"> </w:t>
+      </w:r>
+      <w:r>
+        <w:t xml:space="preserve">stays still in care when the analysis window closes; a consumer wanting that</w:t>
+      </w:r>
+      <w:r>
+        <w:t xml:space="preserve"> </w:t>
+      </w:r>
+      <w:r>
+        <w:t xml:space="preserve">shortfall takes one minus their sum rather than reading a stored row.</w:t>
       </w:r>
     </w:p>
     <w:bookmarkEnd w:id="60"/>
